--- a/review/데이터베이스 0402.docx
+++ b/review/데이터베이스 0402.docx
@@ -64,7 +64,7 @@
     <w:p>
       <w:pPr>
         <w:rPr>
-          <w:rFonts w:ascii="Pretendard" w:eastAsia="Pretendard" w:hAnsi="Pretendard" w:hint="eastAsia"/>
+          <w:rFonts w:ascii="Pretendard" w:eastAsia="Pretendard" w:hAnsi="Pretendard"/>
         </w:rPr>
       </w:pPr>
       <w:r>
@@ -173,12 +173,9 @@
     <w:p>
       <w:pPr>
         <w:pStyle w:val="a6"/>
-        <w:numPr>
-          <w:ilvl w:val="0"/>
-          <w:numId w:val="1"/>
-        </w:numPr>
-        <w:rPr>
-          <w:rFonts w:ascii="Pretendard" w:eastAsia="Pretendard" w:hAnsi="Pretendard" w:hint="eastAsia"/>
+        <w:ind w:left="800"/>
+        <w:rPr>
+          <w:rFonts w:ascii="Pretendard" w:eastAsia="Pretendard" w:hAnsi="Pretendard"/>
         </w:rPr>
       </w:pPr>
     </w:p>
